--- a/tillsyn/A 37842-2022 tillsynsbegäran.docx
+++ b/tillsyn/A 37842-2022 tillsynsbegäran.docx
@@ -306,7 +306,7 @@
     <w:r>
       <w:tab/>
       <w:tab/>
-      <w:t>2026-06-18</w:t>
+      <w:t>2026-06-19</w:t>
       <w:br/>
       <w:br/>
     </w:r>

--- a/tillsyn/A 37842-2022 tillsynsbegäran.docx
+++ b/tillsyn/A 37842-2022 tillsynsbegäran.docx
@@ -306,7 +306,7 @@
     <w:r>
       <w:tab/>
       <w:tab/>
-      <w:t>2026-06-19</w:t>
+      <w:t>2026-06-20</w:t>
       <w:br/>
       <w:br/>
     </w:r>

--- a/tillsyn/A 37842-2022 tillsynsbegäran.docx
+++ b/tillsyn/A 37842-2022 tillsynsbegäran.docx
@@ -12,10 +12,7 @@
     </w:p>
     <w:p>
       <w:r>
-        <w:t>Detta dokument behandlar höga naturvärden i avverkningsanmälan A 37842-2022 i Södertälje kommun som inkom 2022-09-06 och omfattar 0,3 ha.</w:t>
-      </w:r>
-      <w:r>
-        <w:t xml:space="preserve"> I Figur 1 visas fyndplatser för naturvårdsarter i området, som finns registrerade på Artportalen.</w:t>
+        <w:t>Denna tillsynsbegäran behandlar höga naturvärden i avverkningsanmälan A 37842-2022 i Södertälje kommun som inkom 2022-09-06 och omfattar 0,3 ha.</w:t>
       </w:r>
     </w:p>
     <w:p>
@@ -63,7 +60,20 @@
         <w:spacing w:after="240"/>
       </w:pPr>
       <w:r>
-        <w:t>Figur 1. Fyndplatser för naturvårdsarter inom 22 meter från avverkningsanmälan (röd linje). Inom parentes anges rödlistekategorier, S för signalarter, Tför typiska arter och fridlysningsparagrafer i artskyddsförordningen.Markörer utan svart kant är placerade på fyndplatsen. Markörer med svart kant är placerade vid sidan av fyndplatsen och har ett svart streck som visar fyndplatsens exakta position. Kartans mittpunktskoordinat är N 6542163, E 640834 i SWEREF 99 TM.</w:t>
+        <w:t>Figur 1. Fyndplatser för naturvårdsarter inom 22 meter från avverkningsanmälan. Markörer utan svart kant är placerade på fyndplatsen. Markörer med svart kant är placerade vid sidan av fyndplatsen har ett svart streck som visar fyndplatsens exakta position. Kartans mittpunktskoordinat är N 6542163, E 640834 i SWEREF 99 TM.</w:t>
+      </w:r>
+    </w:p>
+    <w:p>
+      <w:r>
+        <w:t>Inom 22 meter från avverkningsanmälan finns fynd av 3 naturvårdsarter, varav 1 är rödlistad, 2 är fridlysta, 2 är typiska (T) och 1 är signalart (S): sårläka (NT, T), nästrot (S, §8) och blåsippa (T, §9). Se Figur 1.</w:t>
+      </w:r>
+    </w:p>
+    <w:p>
+      <w:pPr>
+        <w:pStyle w:val="Heading1"/>
+      </w:pPr>
+      <w:r>
+        <w:t>Tillsynsbegäran</w:t>
       </w:r>
     </w:p>
     <w:p>
@@ -77,39 +87,45 @@
       </w:r>
     </w:p>
     <w:p>
-      <w:r>
-        <w:t>Nedan beskrivs fynd av naturvårdsarter och fridlysta arter som gjorts i det avverkningsanmälda området.</w:t>
-      </w:r>
-    </w:p>
-    <w:p>
       <w:pPr>
         <w:pStyle w:val="Heading1"/>
       </w:pPr>
       <w:r>
-        <w:t>Naturvårdsarter</w:t>
+        <w:t>Naturvårdsarter och fridlysta arter</w:t>
       </w:r>
     </w:p>
     <w:p>
       <w:r>
-        <w:t>Inom 22 meter från avverkningsanmälan har följande 3 naturvårdsarter hittats: sårläka (NT, T), nästrot (S, §8) och blåsippa (T, §9). Av dessa är 1 rödlistade. För rödlistade arter har rödlistekategorin angivits inom parentes. Arter som är signalarter enligt Skogsstyrelsen har markerats med (S). Typiska arter inom Natura 2000 som är kopplade till skogsekosystem har markerats med (T). För fridlysta arter anges även paragrafen i Artskyddsförordningen som arten är fridlyst enligt.</w:t>
+        <w:t>Nedan följer beskrivningar av de naturvårdsarter och fridlysta arter som har sina livsmiljöer och växtplatser i den avverkningsanmälda skogen. De påträffade naturvårdsarterna är ett tydligt kvitto på att det rör sig om en skog med höga naturvärden.</w:t>
       </w:r>
     </w:p>
     <w:p>
       <w:r>
-        <w:t>De påträffade naturvårdsarterna är ett tydligt kvitto på att det rör sig om en skog med höga naturvärden.</w:t>
+        <w:rPr>
+          <w:b/>
+        </w:rPr>
+        <w:t>Sårläka (NT)</w:t>
       </w:r>
-    </w:p>
-    <w:p>
-      <w:pPr>
-        <w:pStyle w:val="Heading2"/>
-      </w:pPr>
       <w:r>
-        <w:t>Fridlysta arter</w:t>
+        <w:t xml:space="preserve"> växer på mullrik mark i skuggiga eller halvskuggiga lövskogar och lundar men också i örtrika kalkbarrskogar. Arten ingår i en exklusiv lundflora som bara uppträder i de allra rikaste kalkbarrskogarna söder om den biologiska norrlandsgränsen. I ädellövskogar och lundar är den också knuten till områden med en mycket rik mångfald av naturvårdsarter. Enligt Riksskogstaxeringens data förefaller den ha minskat kraftigt (&gt;50%) vilket troligen kan förklaras av det storskaliga skogsbruket med kalhyggen. Sårläka är typisk art för </w:t>
       </w:r>
-    </w:p>
-    <w:p>
       <w:r>
-        <w:t>Följande fridlysta arter har sina livsmiljöer och växtplatser i den avverkningsanmälda skogen: nästrot (S, §8) och blåsippa (T, §9).</w:t>
+        <w:rPr>
+          <w:i/>
+        </w:rPr>
+        <w:t xml:space="preserve">9050 Näringsrik granskog, 9020 Nordlig ädellövskog, 9130 Näringsrik bokskog </w:t>
+      </w:r>
+      <w:r>
+        <w:t xml:space="preserve">och </w:t>
+      </w:r>
+      <w:r>
+        <w:rPr>
+          <w:i/>
+        </w:rPr>
+        <w:t>9160 Näringsrik ekskog</w:t>
+      </w:r>
+      <w:r>
+        <w:t xml:space="preserve"> samt värdväxt för den rödlistade fjärilen sårläkeplattmal (NT) (SLU Artdatabanken, 2026; Nitare &amp; Skogsstyrelsen, 2019).</w:t>
       </w:r>
     </w:p>
     <w:p>
@@ -139,43 +155,6 @@
       </w:r>
       <w:r>
         <w:t xml:space="preserve"> (SLU Artdatabanken, 2025).</w:t>
-      </w:r>
-    </w:p>
-    <w:p>
-      <w:pPr>
-        <w:pStyle w:val="Heading2"/>
-      </w:pPr>
-      <w:r>
-        <w:t>Övriga naturvårdsarter</w:t>
-      </w:r>
-    </w:p>
-    <w:p>
-      <w:r>
-        <w:rPr>
-          <w:b/>
-        </w:rPr>
-        <w:t>Sårläka (NT)</w:t>
-      </w:r>
-      <w:r>
-        <w:t xml:space="preserve"> växer på mullrik mark i skuggiga eller halvskuggiga lövskogar och lundar men också i örtrika kalkbarrskogar. Arten ingår i en exklusiv lundflora som bara uppträder i de allra rikaste kalkbarrskogarna söder om den biologiska norrlandsgränsen. I ädellövskogar och lundar är den också knuten till områden med en mycket rik mångfald av naturvårdsarter. Enligt Riksskogstaxeringens data förefaller den ha minskat kraftigt (&gt;50%) vilket troligen kan förklaras av det storskaliga skogsbruket med kalhyggen. Sårläka är typisk art för </w:t>
-      </w:r>
-      <w:r>
-        <w:rPr>
-          <w:i/>
-        </w:rPr>
-        <w:t xml:space="preserve">9050 Näringsrik granskog, 9020 Nordlig ädellövskog, 9130 Näringsrik bokskog </w:t>
-      </w:r>
-      <w:r>
-        <w:t xml:space="preserve">och </w:t>
-      </w:r>
-      <w:r>
-        <w:rPr>
-          <w:i/>
-        </w:rPr>
-        <w:t>9160 Näringsrik ekskog</w:t>
-      </w:r>
-      <w:r>
-        <w:t xml:space="preserve"> samt värdväxt för den rödlistade fjärilen sårläkeplattmal (NT) (SLU Artdatabanken, 2026; Nitare &amp; Skogsstyrelsen, 2019).</w:t>
       </w:r>
     </w:p>
     <w:sectPr>
@@ -306,7 +285,7 @@
     <w:r>
       <w:tab/>
       <w:tab/>
-      <w:t>2026-06-20</w:t>
+      <w:t>2026-06-21</w:t>
       <w:br/>
       <w:br/>
     </w:r>

--- a/tillsyn/A 37842-2022 tillsynsbegäran.docx
+++ b/tillsyn/A 37842-2022 tillsynsbegäran.docx
@@ -285,7 +285,7 @@
     <w:r>
       <w:tab/>
       <w:tab/>
-      <w:t>2026-06-21</w:t>
+      <w:t>2026-06-22</w:t>
       <w:br/>
       <w:br/>
     </w:r>

--- a/tillsyn/A 37842-2022 tillsynsbegäran.docx
+++ b/tillsyn/A 37842-2022 tillsynsbegäran.docx
@@ -285,7 +285,7 @@
     <w:r>
       <w:tab/>
       <w:tab/>
-      <w:t>2026-06-22</w:t>
+      <w:t>2026-06-23</w:t>
       <w:br/>
       <w:br/>
     </w:r>

--- a/tillsyn/A 37842-2022 tillsynsbegäran.docx
+++ b/tillsyn/A 37842-2022 tillsynsbegäran.docx
@@ -285,7 +285,7 @@
     <w:r>
       <w:tab/>
       <w:tab/>
-      <w:t>2026-06-23</w:t>
+      <w:t>2026-06-24</w:t>
       <w:br/>
       <w:br/>
     </w:r>

--- a/tillsyn/A 37842-2022 tillsynsbegäran.docx
+++ b/tillsyn/A 37842-2022 tillsynsbegäran.docx
@@ -285,7 +285,7 @@
     <w:r>
       <w:tab/>
       <w:tab/>
-      <w:t>2026-06-24</w:t>
+      <w:t>2026-06-25</w:t>
       <w:br/>
       <w:br/>
     </w:r>

--- a/tillsyn/A 37842-2022 tillsynsbegäran.docx
+++ b/tillsyn/A 37842-2022 tillsynsbegäran.docx
@@ -285,7 +285,7 @@
     <w:r>
       <w:tab/>
       <w:tab/>
-      <w:t>2026-06-25</w:t>
+      <w:t>2026-06-26</w:t>
       <w:br/>
       <w:br/>
     </w:r>

--- a/tillsyn/A 37842-2022 tillsynsbegäran.docx
+++ b/tillsyn/A 37842-2022 tillsynsbegäran.docx
@@ -285,7 +285,7 @@
     <w:r>
       <w:tab/>
       <w:tab/>
-      <w:t>2026-06-26</w:t>
+      <w:t>2026-06-27</w:t>
       <w:br/>
       <w:br/>
     </w:r>

--- a/tillsyn/A 37842-2022 tillsynsbegäran.docx
+++ b/tillsyn/A 37842-2022 tillsynsbegäran.docx
@@ -285,7 +285,7 @@
     <w:r>
       <w:tab/>
       <w:tab/>
-      <w:t>2026-06-27</w:t>
+      <w:t>2026-06-28</w:t>
       <w:br/>
       <w:br/>
     </w:r>

--- a/tillsyn/A 37842-2022 tillsynsbegäran.docx
+++ b/tillsyn/A 37842-2022 tillsynsbegäran.docx
@@ -285,7 +285,7 @@
     <w:r>
       <w:tab/>
       <w:tab/>
-      <w:t>2026-06-28</w:t>
+      <w:t>2026-06-29</w:t>
       <w:br/>
       <w:br/>
     </w:r>

--- a/tillsyn/A 37842-2022 tillsynsbegäran.docx
+++ b/tillsyn/A 37842-2022 tillsynsbegäran.docx
@@ -285,7 +285,7 @@
     <w:r>
       <w:tab/>
       <w:tab/>
-      <w:t>2026-06-29</w:t>
+      <w:t>2026-06-30</w:t>
       <w:br/>
       <w:br/>
     </w:r>

--- a/tillsyn/A 37842-2022 tillsynsbegäran.docx
+++ b/tillsyn/A 37842-2022 tillsynsbegäran.docx
@@ -285,7 +285,7 @@
     <w:r>
       <w:tab/>
       <w:tab/>
-      <w:t>2026-06-30</w:t>
+      <w:t>2026-07-01</w:t>
       <w:br/>
       <w:br/>
     </w:r>

--- a/tillsyn/A 37842-2022 tillsynsbegäran.docx
+++ b/tillsyn/A 37842-2022 tillsynsbegäran.docx
@@ -285,7 +285,7 @@
     <w:r>
       <w:tab/>
       <w:tab/>
-      <w:t>2026-07-01</w:t>
+      <w:t>2026-07-02</w:t>
       <w:br/>
       <w:br/>
     </w:r>

--- a/tillsyn/A 37842-2022 tillsynsbegäran.docx
+++ b/tillsyn/A 37842-2022 tillsynsbegäran.docx
@@ -285,7 +285,7 @@
     <w:r>
       <w:tab/>
       <w:tab/>
-      <w:t>2026-07-13</w:t>
+      <w:t>2026-07-14</w:t>
       <w:br/>
       <w:br/>
     </w:r>

--- a/tillsyn/A 37842-2022 tillsynsbegäran.docx
+++ b/tillsyn/A 37842-2022 tillsynsbegäran.docx
@@ -285,7 +285,7 @@
     <w:r>
       <w:tab/>
       <w:tab/>
-      <w:t>2026-07-14</w:t>
+      <w:t>2026-07-15</w:t>
       <w:br/>
       <w:br/>
     </w:r>

--- a/tillsyn/A 37842-2022 tillsynsbegäran.docx
+++ b/tillsyn/A 37842-2022 tillsynsbegäran.docx
@@ -285,7 +285,7 @@
     <w:r>
       <w:tab/>
       <w:tab/>
-      <w:t>2026-07-15</w:t>
+      <w:t>2026-07-16</w:t>
       <w:br/>
       <w:br/>
     </w:r>

--- a/tillsyn/A 37842-2022 tillsynsbegäran.docx
+++ b/tillsyn/A 37842-2022 tillsynsbegäran.docx
@@ -285,7 +285,7 @@
     <w:r>
       <w:tab/>
       <w:tab/>
-      <w:t>2026-07-16</w:t>
+      <w:t>2026-07-17</w:t>
       <w:br/>
       <w:br/>
     </w:r>

--- a/tillsyn/A 37842-2022 tillsynsbegäran.docx
+++ b/tillsyn/A 37842-2022 tillsynsbegäran.docx
@@ -285,7 +285,7 @@
     <w:r>
       <w:tab/>
       <w:tab/>
-      <w:t>2026-07-17</w:t>
+      <w:t>2026-07-18</w:t>
       <w:br/>
       <w:br/>
     </w:r>

--- a/tillsyn/A 37842-2022 tillsynsbegäran.docx
+++ b/tillsyn/A 37842-2022 tillsynsbegäran.docx
@@ -285,7 +285,7 @@
     <w:r>
       <w:tab/>
       <w:tab/>
-      <w:t>2026-07-18</w:t>
+      <w:t>2026-07-19</w:t>
       <w:br/>
       <w:br/>
     </w:r>

--- a/tillsyn/A 37842-2022 tillsynsbegäran.docx
+++ b/tillsyn/A 37842-2022 tillsynsbegäran.docx
@@ -285,7 +285,7 @@
     <w:r>
       <w:tab/>
       <w:tab/>
-      <w:t>2026-07-19</w:t>
+      <w:t>2026-07-20</w:t>
       <w:br/>
       <w:br/>
     </w:r>

--- a/tillsyn/A 37842-2022 tillsynsbegäran.docx
+++ b/tillsyn/A 37842-2022 tillsynsbegäran.docx
@@ -285,7 +285,7 @@
     <w:r>
       <w:tab/>
       <w:tab/>
-      <w:t>2026-07-20</w:t>
+      <w:t>2026-07-21</w:t>
       <w:br/>
       <w:br/>
     </w:r>

--- a/tillsyn/A 37842-2022 tillsynsbegäran.docx
+++ b/tillsyn/A 37842-2022 tillsynsbegäran.docx
@@ -285,7 +285,7 @@
     <w:r>
       <w:tab/>
       <w:tab/>
-      <w:t>2026-07-21</w:t>
+      <w:t>2026-07-22</w:t>
       <w:br/>
       <w:br/>
     </w:r>

--- a/tillsyn/A 37842-2022 tillsynsbegäran.docx
+++ b/tillsyn/A 37842-2022 tillsynsbegäran.docx
@@ -285,7 +285,7 @@
     <w:r>
       <w:tab/>
       <w:tab/>
-      <w:t>2026-07-22</w:t>
+      <w:t>2026-07-23</w:t>
       <w:br/>
       <w:br/>
     </w:r>

--- a/tillsyn/A 37842-2022 tillsynsbegäran.docx
+++ b/tillsyn/A 37842-2022 tillsynsbegäran.docx
@@ -285,7 +285,7 @@
     <w:r>
       <w:tab/>
       <w:tab/>
-      <w:t>2026-07-23</w:t>
+      <w:t>2026-07-24</w:t>
       <w:br/>
       <w:br/>
     </w:r>

--- a/tillsyn/A 37842-2022 tillsynsbegäran.docx
+++ b/tillsyn/A 37842-2022 tillsynsbegäran.docx
@@ -285,7 +285,7 @@
     <w:r>
       <w:tab/>
       <w:tab/>
-      <w:t>2026-07-24</w:t>
+      <w:t>2026-07-25</w:t>
       <w:br/>
       <w:br/>
     </w:r>

--- a/tillsyn/A 37842-2022 tillsynsbegäran.docx
+++ b/tillsyn/A 37842-2022 tillsynsbegäran.docx
@@ -285,7 +285,7 @@
     <w:r>
       <w:tab/>
       <w:tab/>
-      <w:t>2026-07-25</w:t>
+      <w:t>2026-07-26</w:t>
       <w:br/>
       <w:br/>
     </w:r>

--- a/tillsyn/A 37842-2022 tillsynsbegäran.docx
+++ b/tillsyn/A 37842-2022 tillsynsbegäran.docx
@@ -285,7 +285,7 @@
     <w:r>
       <w:tab/>
       <w:tab/>
-      <w:t>2026-07-26</w:t>
+      <w:t>2026-07-27</w:t>
       <w:br/>
       <w:br/>
     </w:r>

--- a/tillsyn/A 37842-2022 tillsynsbegäran.docx
+++ b/tillsyn/A 37842-2022 tillsynsbegäran.docx
@@ -285,7 +285,7 @@
     <w:r>
       <w:tab/>
       <w:tab/>
-      <w:t>2026-07-27</w:t>
+      <w:t>2026-07-28</w:t>
       <w:br/>
       <w:br/>
     </w:r>

--- a/tillsyn/A 37842-2022 tillsynsbegäran.docx
+++ b/tillsyn/A 37842-2022 tillsynsbegäran.docx
@@ -285,7 +285,7 @@
     <w:r>
       <w:tab/>
       <w:tab/>
-      <w:t>2026-07-28</w:t>
+      <w:t>2026-07-29</w:t>
       <w:br/>
       <w:br/>
     </w:r>

--- a/tillsyn/A 37842-2022 tillsynsbegäran.docx
+++ b/tillsyn/A 37842-2022 tillsynsbegäran.docx
@@ -285,7 +285,7 @@
     <w:r>
       <w:tab/>
       <w:tab/>
-      <w:t>2026-07-29</w:t>
+      <w:t>2026-07-30</w:t>
       <w:br/>
       <w:br/>
     </w:r>

--- a/tillsyn/A 37842-2022 tillsynsbegäran.docx
+++ b/tillsyn/A 37842-2022 tillsynsbegäran.docx
@@ -285,7 +285,7 @@
     <w:r>
       <w:tab/>
       <w:tab/>
-      <w:t>2026-07-30</w:t>
+      <w:t>2026-07-31</w:t>
       <w:br/>
       <w:br/>
     </w:r>

--- a/tillsyn/A 37842-2022 tillsynsbegäran.docx
+++ b/tillsyn/A 37842-2022 tillsynsbegäran.docx
@@ -285,7 +285,7 @@
     <w:r>
       <w:tab/>
       <w:tab/>
-      <w:t>2026-07-31</w:t>
+      <w:t>2026-08-01</w:t>
       <w:br/>
       <w:br/>
     </w:r>

--- a/tillsyn/A 37842-2022 tillsynsbegäran.docx
+++ b/tillsyn/A 37842-2022 tillsynsbegäran.docx
@@ -285,7 +285,7 @@
     <w:r>
       <w:tab/>
       <w:tab/>
-      <w:t>2026-08-01</w:t>
+      <w:t>2026-08-02</w:t>
       <w:br/>
       <w:br/>
     </w:r>

--- a/tillsyn/A 37842-2022 tillsynsbegäran.docx
+++ b/tillsyn/A 37842-2022 tillsynsbegäran.docx
@@ -285,7 +285,7 @@
     <w:r>
       <w:tab/>
       <w:tab/>
-      <w:t>2026-08-02</w:t>
+      <w:t>2026-08-03</w:t>
       <w:br/>
       <w:br/>
     </w:r>

--- a/tillsyn/A 37842-2022 tillsynsbegäran.docx
+++ b/tillsyn/A 37842-2022 tillsynsbegäran.docx
@@ -285,7 +285,7 @@
     <w:r>
       <w:tab/>
       <w:tab/>
-      <w:t>2026-08-03</w:t>
+      <w:t>2026-08-05</w:t>
       <w:br/>
       <w:br/>
     </w:r>

--- a/tillsyn/A 37842-2022 tillsynsbegäran.docx
+++ b/tillsyn/A 37842-2022 tillsynsbegäran.docx
@@ -285,7 +285,7 @@
     <w:r>
       <w:tab/>
       <w:tab/>
-      <w:t>2026-08-05</w:t>
+      <w:t>2026-08-07</w:t>
       <w:br/>
       <w:br/>
     </w:r>

--- a/tillsyn/A 37842-2022 tillsynsbegäran.docx
+++ b/tillsyn/A 37842-2022 tillsynsbegäran.docx
@@ -285,7 +285,7 @@
     <w:r>
       <w:tab/>
       <w:tab/>
-      <w:t>2026-08-07</w:t>
+      <w:t>2026-08-08</w:t>
       <w:br/>
       <w:br/>
     </w:r>

--- a/tillsyn/A 37842-2022 tillsynsbegäran.docx
+++ b/tillsyn/A 37842-2022 tillsynsbegäran.docx
@@ -60,7 +60,7 @@
         <w:spacing w:after="240"/>
       </w:pPr>
       <w:r>
-        <w:t>Figur 1. Fyndplatser för naturvårdsarter inom 22 meter från avverkningsanmälan. Markörer utan svart kant är placerade på fyndplatsen. Markörer med svart kant är placerade vid sidan av fyndplatsen har ett svart streck som visar fyndplatsens exakta position. Kartans mittpunktskoordinat är N 6542163, E 640834 i SWEREF 99 TM.</w:t>
+        <w:t>Figur 1. Fyndplatser för naturvårdsarter inom 22 meter från avverkningsanmälan. Markörer utan svart kant är placerade på fyndplatsen. Markörer med svart kant är placerade vid sidan av fyndplatsen och har ett svart streck som visar fyndplatsens exakta position. Kartans mittpunktskoordinat är N 6542163, E 640834 i SWEREF 99 TM.</w:t>
       </w:r>
     </w:p>
     <w:p>
@@ -285,7 +285,7 @@
     <w:r>
       <w:tab/>
       <w:tab/>
-      <w:t>2026-08-14</w:t>
+      <w:t>2026-08-15</w:t>
       <w:br/>
       <w:br/>
     </w:r>

--- a/tillsyn/A 37842-2022 tillsynsbegäran.docx
+++ b/tillsyn/A 37842-2022 tillsynsbegäran.docx
@@ -285,7 +285,7 @@
     <w:r>
       <w:tab/>
       <w:tab/>
-      <w:t>2026-08-15</w:t>
+      <w:t>2026-08-16</w:t>
       <w:br/>
       <w:br/>
     </w:r>

--- a/tillsyn/A 37842-2022 tillsynsbegäran.docx
+++ b/tillsyn/A 37842-2022 tillsynsbegäran.docx
@@ -285,7 +285,7 @@
     <w:r>
       <w:tab/>
       <w:tab/>
-      <w:t>2026-08-16</w:t>
+      <w:t>2026-08-17</w:t>
       <w:br/>
       <w:br/>
     </w:r>

--- a/tillsyn/A 37842-2022 tillsynsbegäran.docx
+++ b/tillsyn/A 37842-2022 tillsynsbegäran.docx
@@ -285,7 +285,7 @@
     <w:r>
       <w:tab/>
       <w:tab/>
-      <w:t>2026-08-17</w:t>
+      <w:t>2026-08-18</w:t>
       <w:br/>
       <w:br/>
     </w:r>

--- a/tillsyn/A 37842-2022 tillsynsbegäran.docx
+++ b/tillsyn/A 37842-2022 tillsynsbegäran.docx
@@ -285,7 +285,7 @@
     <w:r>
       <w:tab/>
       <w:tab/>
-      <w:t>2026-08-18</w:t>
+      <w:t>2026-08-19</w:t>
       <w:br/>
       <w:br/>
     </w:r>

--- a/tillsyn/A 37842-2022 tillsynsbegäran.docx
+++ b/tillsyn/A 37842-2022 tillsynsbegäran.docx
@@ -285,7 +285,7 @@
     <w:r>
       <w:tab/>
       <w:tab/>
-      <w:t>2026-08-19</w:t>
+      <w:t>2026-08-20</w:t>
       <w:br/>
       <w:br/>
     </w:r>

--- a/tillsyn/A 37842-2022 tillsynsbegäran.docx
+++ b/tillsyn/A 37842-2022 tillsynsbegäran.docx
@@ -285,7 +285,7 @@
     <w:r>
       <w:tab/>
       <w:tab/>
-      <w:t>2026-08-20</w:t>
+      <w:t>2026-08-21</w:t>
       <w:br/>
       <w:br/>
     </w:r>

--- a/tillsyn/A 37842-2022 tillsynsbegäran.docx
+++ b/tillsyn/A 37842-2022 tillsynsbegäran.docx
@@ -285,7 +285,7 @@
     <w:r>
       <w:tab/>
       <w:tab/>
-      <w:t>2026-08-21</w:t>
+      <w:t>2026-08-22</w:t>
       <w:br/>
       <w:br/>
     </w:r>

--- a/tillsyn/A 37842-2022 tillsynsbegäran.docx
+++ b/tillsyn/A 37842-2022 tillsynsbegäran.docx
@@ -285,7 +285,7 @@
     <w:r>
       <w:tab/>
       <w:tab/>
-      <w:t>2026-08-22</w:t>
+      <w:t>2026-08-23</w:t>
       <w:br/>
       <w:br/>
     </w:r>

--- a/tillsyn/A 37842-2022 tillsynsbegäran.docx
+++ b/tillsyn/A 37842-2022 tillsynsbegäran.docx
@@ -285,7 +285,7 @@
     <w:r>
       <w:tab/>
       <w:tab/>
-      <w:t>2026-08-23</w:t>
+      <w:t>2026-08-24</w:t>
       <w:br/>
       <w:br/>
     </w:r>

--- a/tillsyn/A 37842-2022 tillsynsbegäran.docx
+++ b/tillsyn/A 37842-2022 tillsynsbegäran.docx
@@ -285,7 +285,7 @@
     <w:r>
       <w:tab/>
       <w:tab/>
-      <w:t>2026-08-24</w:t>
+      <w:t>2026-08-25</w:t>
       <w:br/>
       <w:br/>
     </w:r>

--- a/tillsyn/A 37842-2022 tillsynsbegäran.docx
+++ b/tillsyn/A 37842-2022 tillsynsbegäran.docx
@@ -285,7 +285,7 @@
     <w:r>
       <w:tab/>
       <w:tab/>
-      <w:t>2026-08-25</w:t>
+      <w:t>2026-08-26</w:t>
       <w:br/>
       <w:br/>
     </w:r>

--- a/tillsyn/A 37842-2022 tillsynsbegäran.docx
+++ b/tillsyn/A 37842-2022 tillsynsbegäran.docx
@@ -285,7 +285,7 @@
     <w:r>
       <w:tab/>
       <w:tab/>
-      <w:t>2026-08-26</w:t>
+      <w:t>2026-08-27</w:t>
       <w:br/>
       <w:br/>
     </w:r>

--- a/tillsyn/A 37842-2022 tillsynsbegäran.docx
+++ b/tillsyn/A 37842-2022 tillsynsbegäran.docx
@@ -285,7 +285,7 @@
     <w:r>
       <w:tab/>
       <w:tab/>
-      <w:t>2026-08-27</w:t>
+      <w:t>2026-08-28</w:t>
       <w:br/>
       <w:br/>
     </w:r>

--- a/tillsyn/A 37842-2022 tillsynsbegäran.docx
+++ b/tillsyn/A 37842-2022 tillsynsbegäran.docx
@@ -285,7 +285,7 @@
     <w:r>
       <w:tab/>
       <w:tab/>
-      <w:t>2026-08-28</w:t>
+      <w:t>2026-08-29</w:t>
       <w:br/>
       <w:br/>
     </w:r>

--- a/tillsyn/A 37842-2022 tillsynsbegäran.docx
+++ b/tillsyn/A 37842-2022 tillsynsbegäran.docx
@@ -285,7 +285,7 @@
     <w:r>
       <w:tab/>
       <w:tab/>
-      <w:t>2026-08-29</w:t>
+      <w:t>2026-08-31</w:t>
       <w:br/>
       <w:br/>
     </w:r>

--- a/tillsyn/A 37842-2022 tillsynsbegäran.docx
+++ b/tillsyn/A 37842-2022 tillsynsbegäran.docx
@@ -285,7 +285,7 @@
     <w:r>
       <w:tab/>
       <w:tab/>
-      <w:t>2026-08-31</w:t>
+      <w:t>2026-09-01</w:t>
       <w:br/>
       <w:br/>
     </w:r>

--- a/tillsyn/A 37842-2022 tillsynsbegäran.docx
+++ b/tillsyn/A 37842-2022 tillsynsbegäran.docx
@@ -285,7 +285,7 @@
     <w:r>
       <w:tab/>
       <w:tab/>
-      <w:t>2026-09-01</w:t>
+      <w:t>2026-09-02</w:t>
       <w:br/>
       <w:br/>
     </w:r>

--- a/tillsyn/A 37842-2022 tillsynsbegäran.docx
+++ b/tillsyn/A 37842-2022 tillsynsbegäran.docx
@@ -285,7 +285,7 @@
     <w:r>
       <w:tab/>
       <w:tab/>
-      <w:t>2026-09-02</w:t>
+      <w:t>2026-09-03</w:t>
       <w:br/>
       <w:br/>
     </w:r>

--- a/tillsyn/A 37842-2022 tillsynsbegäran.docx
+++ b/tillsyn/A 37842-2022 tillsynsbegäran.docx
@@ -285,7 +285,7 @@
     <w:r>
       <w:tab/>
       <w:tab/>
-      <w:t>2026-09-03</w:t>
+      <w:t>2026-09-04</w:t>
       <w:br/>
       <w:br/>
     </w:r>

--- a/tillsyn/A 37842-2022 tillsynsbegäran.docx
+++ b/tillsyn/A 37842-2022 tillsynsbegäran.docx
@@ -285,7 +285,7 @@
     <w:r>
       <w:tab/>
       <w:tab/>
-      <w:t>2026-09-04</w:t>
+      <w:t>2026-09-05</w:t>
       <w:br/>
       <w:br/>
     </w:r>

--- a/tillsyn/A 37842-2022 tillsynsbegäran.docx
+++ b/tillsyn/A 37842-2022 tillsynsbegäran.docx
@@ -285,7 +285,7 @@
     <w:r>
       <w:tab/>
       <w:tab/>
-      <w:t>2026-09-05</w:t>
+      <w:t>2026-09-06</w:t>
       <w:br/>
       <w:br/>
     </w:r>

--- a/tillsyn/A 37842-2022 tillsynsbegäran.docx
+++ b/tillsyn/A 37842-2022 tillsynsbegäran.docx
@@ -285,7 +285,7 @@
     <w:r>
       <w:tab/>
       <w:tab/>
-      <w:t>2026-09-06</w:t>
+      <w:t>2026-09-07</w:t>
       <w:br/>
       <w:br/>
     </w:r>

--- a/tillsyn/A 37842-2022 tillsynsbegäran.docx
+++ b/tillsyn/A 37842-2022 tillsynsbegäran.docx
@@ -285,7 +285,7 @@
     <w:r>
       <w:tab/>
       <w:tab/>
-      <w:t>2026-09-07</w:t>
+      <w:t>2026-09-08</w:t>
       <w:br/>
       <w:br/>
     </w:r>

--- a/tillsyn/A 37842-2022 tillsynsbegäran.docx
+++ b/tillsyn/A 37842-2022 tillsynsbegäran.docx
@@ -285,7 +285,7 @@
     <w:r>
       <w:tab/>
       <w:tab/>
-      <w:t>2026-09-08</w:t>
+      <w:t>2026-09-09</w:t>
       <w:br/>
       <w:br/>
     </w:r>

--- a/tillsyn/A 37842-2022 tillsynsbegäran.docx
+++ b/tillsyn/A 37842-2022 tillsynsbegäran.docx
@@ -285,7 +285,7 @@
     <w:r>
       <w:tab/>
       <w:tab/>
-      <w:t>2026-09-09</w:t>
+      <w:t>2026-09-10</w:t>
       <w:br/>
       <w:br/>
     </w:r>

--- a/tillsyn/A 37842-2022 tillsynsbegäran.docx
+++ b/tillsyn/A 37842-2022 tillsynsbegäran.docx
@@ -285,7 +285,7 @@
     <w:r>
       <w:tab/>
       <w:tab/>
-      <w:t>2026-09-10</w:t>
+      <w:t>2026-09-11</w:t>
       <w:br/>
       <w:br/>
     </w:r>

--- a/tillsyn/A 37842-2022 tillsynsbegäran.docx
+++ b/tillsyn/A 37842-2022 tillsynsbegäran.docx
@@ -285,7 +285,7 @@
     <w:r>
       <w:tab/>
       <w:tab/>
-      <w:t>2026-09-11</w:t>
+      <w:t>2026-09-12</w:t>
       <w:br/>
       <w:br/>
     </w:r>
